--- a/dosyalar/gunluk-plan/arapca-7-sinif-gunluk-plan.docx
+++ b/dosyalar/gunluk-plan/arapca-7-sinif-gunluk-plan.docx
@@ -1452,7 +1452,7 @@
                 <w:szCs w:val="28"/>
                 <w:rtl/>
               </w:rPr>
-              <w:t xml:space="preserve">أَبِي مُهَنْدِسٌ · أُمِّي طَبِيبَةٌ</w:t>
+              <w:t xml:space="preserve">أَبِي مُهَنْدِسٌ · أُمِّي طَبِيبَةٌ</w:t>
             </w:r>
           </w:p>
           <w:p>
@@ -1484,7 +1484,7 @@
                 <w:szCs w:val="28"/>
                 <w:rtl/>
               </w:rPr>
-              <w:t xml:space="preserve">مُعَلِّمٌ · مُعَلِّمَةٌ</w:t>
+              <w:t xml:space="preserve">مُعَلِّمٌ · مُعَلِّمَةٌ</w:t>
             </w:r>
           </w:p>
           <w:p>
@@ -1803,7 +1803,7 @@
                 <w:szCs w:val="27"/>
                 <w:rtl/>
               </w:rPr>
-              <w:t xml:space="preserve">خَيَّاطٌ</w:t>
+              <w:t xml:space="preserve">خَيَّاطٌ</w:t>
             </w:r>
           </w:p>
         </w:tc>
@@ -1870,7 +1870,7 @@
                 <w:szCs w:val="27"/>
                 <w:rtl/>
               </w:rPr>
-              <w:t xml:space="preserve">مُعَلِّمٌ</w:t>
+              <w:t xml:space="preserve">مُعَلِّمٌ</w:t>
             </w:r>
           </w:p>
         </w:tc>
@@ -1932,7 +1932,7 @@
                 <w:szCs w:val="27"/>
                 <w:rtl/>
               </w:rPr>
-              <w:t xml:space="preserve">مُمَرِّضَةٌ</w:t>
+              <w:t xml:space="preserve">مُمَرِّضَةٌ</w:t>
             </w:r>
           </w:p>
         </w:tc>
@@ -2061,7 +2061,7 @@
                 <w:szCs w:val="27"/>
                 <w:rtl/>
               </w:rPr>
-              <w:t xml:space="preserve">طَبَّاخٌ</w:t>
+              <w:t xml:space="preserve">طَبَّاخٌ</w:t>
             </w:r>
           </w:p>
         </w:tc>
@@ -2190,7 +2190,7 @@
                 <w:szCs w:val="27"/>
                 <w:rtl/>
               </w:rPr>
-              <w:t xml:space="preserve">خَبَّازٌ</w:t>
+              <w:t xml:space="preserve">خَبَّازٌ</w:t>
             </w:r>
           </w:p>
         </w:tc>
@@ -2386,7 +2386,7 @@
                 <w:szCs w:val="27"/>
                 <w:rtl/>
               </w:rPr>
-              <w:t xml:space="preserve">شُرْطِيٌّ</w:t>
+              <w:t xml:space="preserve">شُرْطِيٌّ</w:t>
             </w:r>
           </w:p>
         </w:tc>
@@ -2448,7 +2448,7 @@
                 <w:szCs w:val="27"/>
                 <w:rtl/>
               </w:rPr>
-              <w:t xml:space="preserve">نَجَّارٌ</w:t>
+              <w:t xml:space="preserve">نَجَّارٌ</w:t>
             </w:r>
           </w:p>
         </w:tc>
@@ -2577,7 +2577,7 @@
                 <w:szCs w:val="27"/>
                 <w:rtl/>
               </w:rPr>
-              <w:t xml:space="preserve">صَيَّادٌ</w:t>
+              <w:t xml:space="preserve">صَيَّادٌ</w:t>
             </w:r>
           </w:p>
         </w:tc>
@@ -2644,7 +2644,7 @@
                 <w:szCs w:val="27"/>
                 <w:rtl/>
               </w:rPr>
-              <w:t xml:space="preserve">فَلَّاحٌ</w:t>
+              <w:t xml:space="preserve">فَلَّاحٌ</w:t>
             </w:r>
           </w:p>
         </w:tc>
@@ -2942,7 +2942,7 @@
                 <w:szCs w:val="28"/>
                 <w:rtl/>
               </w:rPr>
-              <w:t xml:space="preserve">أَنَا مُعَلِّمٌ، وَمَا مِهْنَةُ أَبِيكَ</w:t>
+              <w:t xml:space="preserve">أَنَا مُعَلِّمٌ، وَمَا مِهْنَةُ أَبِيكَ</w:t>
             </w:r>
           </w:p>
           <w:p>
@@ -3146,7 +3146,7 @@
                 <w:szCs w:val="28"/>
                 <w:rtl/>
               </w:rPr>
-              <w:t xml:space="preserve">مَا اِسْمُكَ؟ · مِنْ أَيْنَ أَنْتَ</w:t>
+              <w:t xml:space="preserve">مَا اِسْمُكَ؟ · مِنْ أَيْن أَنْتَ</w:t>
             </w:r>
           </w:p>
           <w:p>
@@ -3289,7 +3289,7 @@
                 <w:szCs w:val="29"/>
                 <w:rtl/>
               </w:rPr>
-              <w:t xml:space="preserve">ـ اَلسَّلَامُ عَلَيْكُمْ يَا خَالِدُ. مَا مِهْنَتُكَ؟</w:t>
+              <w:t xml:space="preserve">ـ اَلسَّلَامُ عَلَيْكُمْ يَا خَالِد. مَا مِهْنَتُكَ؟</w:t>
             </w:r>
           </w:p>
           <w:p>
@@ -3307,7 +3307,7 @@
                 <w:szCs w:val="29"/>
                 <w:rtl/>
               </w:rPr>
-              <w:t xml:space="preserve">ـ وَعَلَيْكُمُ السَّلَامُ. أَنَا طَالِبٌ فِي الْمَدْرَسَةِ.</w:t>
+              <w:t xml:space="preserve">ـ وَعَلَيْكُمُ السَّلَامُ. أَنَا طَالِبٌ فِي المَدْرَسَةِ.</w:t>
             </w:r>
           </w:p>
           <w:p>
@@ -3343,7 +3343,7 @@
                 <w:szCs w:val="29"/>
                 <w:rtl/>
               </w:rPr>
-              <w:t xml:space="preserve">ـ أَبِي مُهَنْدِسٌ. هُوَ يَعْمَلُ فِي الشَّرِكَةِ.</w:t>
+              <w:t xml:space="preserve">ـ أَبِي مُهَنْدِسٌ. هُوَ يَعْمَلُ فِي الشَّرِكَةِ.</w:t>
             </w:r>
           </w:p>
           <w:p>
@@ -3361,7 +3361,7 @@
                 <w:szCs w:val="29"/>
                 <w:rtl/>
               </w:rPr>
-              <w:t xml:space="preserve">ـ وَمَا مِهْنَةُ أُمِّكَ؟</w:t>
+              <w:t xml:space="preserve">ـ وَمَا مِهْنَةُ أُمِّكَ؟</w:t>
             </w:r>
           </w:p>
           <w:p>
@@ -3379,7 +3379,7 @@
                 <w:szCs w:val="29"/>
                 <w:rtl/>
               </w:rPr>
-              <w:t xml:space="preserve">ـ أُمِّي طَبِيبَةٌ. هِيَ تَعْمَلُ فِي الْمُسْتَشْفَى.</w:t>
+              <w:t xml:space="preserve">ـ أُمِّي طَبِيبَةٌ. هِيَ تَعْمَلُ فِي المُسْتَشْفَى.</w:t>
             </w:r>
           </w:p>
         </w:tc>
@@ -3508,7 +3508,7 @@
           <w:szCs w:val="28"/>
           <w:rtl/>
         </w:rPr>
-        <w:t xml:space="preserve">أَيْنَ يَعْمَلُ الْأَبُ</w:t>
+        <w:t xml:space="preserve">أَيْن يَعْمَلُ الأَبُ</w:t>
       </w:r>
     </w:p>
     <w:p>
@@ -3540,7 +3540,7 @@
           <w:szCs w:val="28"/>
           <w:rtl/>
         </w:rPr>
-        <w:t xml:space="preserve">مَا مِهْنَةُ الْأُمِّ</w:t>
+        <w:t xml:space="preserve">مَا مِهْنَةُ الأُمِّ</w:t>
       </w:r>
     </w:p>
     <w:p>
@@ -3666,7 +3666,7 @@
           <w:szCs w:val="28"/>
           <w:rtl/>
         </w:rPr>
-        <w:t xml:space="preserve">مُعَلِّمٌ ← مُعَلِّمَةٌ</w:t>
+        <w:t xml:space="preserve">مُعَلِّمٌ ← مُعَلِّمَةٌ</w:t>
       </w:r>
     </w:p>
     <w:p>
@@ -3849,7 +3849,7 @@
           <w:szCs w:val="28"/>
           <w:rtl/>
         </w:rPr>
-        <w:t xml:space="preserve">مَا مِهْنَتُكَ؟ · أَيْنَ تَعْمَلُ</w:t>
+        <w:t xml:space="preserve">مَا مِهْنَتُكَ؟ · أَيْن تَعْمَلُ</w:t>
       </w:r>
     </w:p>
     <w:p>
@@ -4056,7 +4056,7 @@
                 <w:szCs w:val="28"/>
                 <w:rtl/>
               </w:rPr>
-              <w:t xml:space="preserve">أَبِي مُهَنْدِسٌ وَأُمِّي طَبِيبَةٌ</w:t>
+              <w:t xml:space="preserve">أَبِي مُهَنْدِسٌ وَأُمِّي طَبِيبَةٌ</w:t>
             </w:r>
           </w:p>
           <w:p>
@@ -5075,7 +5075,7 @@
                 <w:szCs w:val="28"/>
                 <w:rtl/>
               </w:rPr>
-              <w:t xml:space="preserve">أَبِي مُهَنْدِسٌ، يَعْمَلُ فِي الشَّرِكَةِ</w:t>
+              <w:t xml:space="preserve">أَبِي مُهَنْدِسٌ، يَعْمَلُ فِي الشَّرِكَةِ</w:t>
             </w:r>
           </w:p>
           <w:p>

--- a/dosyalar/gunluk-plan/arapca-7-sinif-gunluk-plan.docx
+++ b/dosyalar/gunluk-plan/arapca-7-sinif-gunluk-plan.docx
@@ -1412,7 +1412,7 @@
             </w:r>
             <w:r>
               <w:rPr>
-                <w:rFonts w:ascii="Markazi Text" w:cs="Markazi Text" w:eastAsia="Markazi Text" w:hAnsi="Markazi Text"/>
+                <w:rFonts w:ascii="Arakom" w:cs="Arakom" w:eastAsia="Arakom" w:hAnsi="Arakom"/>
                 <w:b w:val="false"/>
                 <w:bCs w:val="false"/>
                 <w:color w:val="111111"/>
@@ -1444,7 +1444,7 @@
             </w:r>
             <w:r>
               <w:rPr>
-                <w:rFonts w:ascii="Markazi Text" w:cs="Markazi Text" w:eastAsia="Markazi Text" w:hAnsi="Markazi Text"/>
+                <w:rFonts w:ascii="Arakom" w:cs="Arakom" w:eastAsia="Arakom" w:hAnsi="Arakom"/>
                 <w:b w:val="false"/>
                 <w:bCs w:val="false"/>
                 <w:color w:val="111111"/>
@@ -1476,7 +1476,7 @@
             </w:r>
             <w:r>
               <w:rPr>
-                <w:rFonts w:ascii="Markazi Text" w:cs="Markazi Text" w:eastAsia="Markazi Text" w:hAnsi="Markazi Text"/>
+                <w:rFonts w:ascii="Arakom" w:cs="Arakom" w:eastAsia="Arakom" w:hAnsi="Arakom"/>
                 <w:b w:val="false"/>
                 <w:bCs w:val="false"/>
                 <w:color w:val="111111"/>
@@ -1508,7 +1508,7 @@
             </w:r>
             <w:r>
               <w:rPr>
-                <w:rFonts w:ascii="Markazi Text" w:cs="Markazi Text" w:eastAsia="Markazi Text" w:hAnsi="Markazi Text"/>
+                <w:rFonts w:ascii="Arakom" w:cs="Arakom" w:eastAsia="Arakom" w:hAnsi="Arakom"/>
                 <w:b w:val="false"/>
                 <w:bCs w:val="false"/>
                 <w:color w:val="111111"/>
@@ -1733,7 +1733,7 @@
             </w:pPr>
             <w:r>
               <w:rPr>
-                <w:rFonts w:ascii="Markazi Text" w:cs="Markazi Text" w:eastAsia="Markazi Text" w:hAnsi="Markazi Text"/>
+                <w:rFonts w:ascii="Arakom" w:cs="Arakom" w:eastAsia="Arakom" w:hAnsi="Arakom"/>
                 <w:b w:val="false"/>
                 <w:bCs w:val="false"/>
                 <w:color w:val="111111"/>
@@ -1795,7 +1795,7 @@
             </w:pPr>
             <w:r>
               <w:rPr>
-                <w:rFonts w:ascii="Markazi Text" w:cs="Markazi Text" w:eastAsia="Markazi Text" w:hAnsi="Markazi Text"/>
+                <w:rFonts w:ascii="Arakom" w:cs="Arakom" w:eastAsia="Arakom" w:hAnsi="Arakom"/>
                 <w:b w:val="false"/>
                 <w:bCs w:val="false"/>
                 <w:color w:val="111111"/>
@@ -1862,7 +1862,7 @@
             </w:pPr>
             <w:r>
               <w:rPr>
-                <w:rFonts w:ascii="Markazi Text" w:cs="Markazi Text" w:eastAsia="Markazi Text" w:hAnsi="Markazi Text"/>
+                <w:rFonts w:ascii="Arakom" w:cs="Arakom" w:eastAsia="Arakom" w:hAnsi="Arakom"/>
                 <w:b w:val="false"/>
                 <w:bCs w:val="false"/>
                 <w:color w:val="111111"/>
@@ -1924,7 +1924,7 @@
             </w:pPr>
             <w:r>
               <w:rPr>
-                <w:rFonts w:ascii="Markazi Text" w:cs="Markazi Text" w:eastAsia="Markazi Text" w:hAnsi="Markazi Text"/>
+                <w:rFonts w:ascii="Arakom" w:cs="Arakom" w:eastAsia="Arakom" w:hAnsi="Arakom"/>
                 <w:b w:val="false"/>
                 <w:bCs w:val="false"/>
                 <w:color w:val="111111"/>
@@ -1991,7 +1991,7 @@
             </w:pPr>
             <w:r>
               <w:rPr>
-                <w:rFonts w:ascii="Markazi Text" w:cs="Markazi Text" w:eastAsia="Markazi Text" w:hAnsi="Markazi Text"/>
+                <w:rFonts w:ascii="Arakom" w:cs="Arakom" w:eastAsia="Arakom" w:hAnsi="Arakom"/>
                 <w:b w:val="false"/>
                 <w:bCs w:val="false"/>
                 <w:color w:val="111111"/>
@@ -2053,7 +2053,7 @@
             </w:pPr>
             <w:r>
               <w:rPr>
-                <w:rFonts w:ascii="Markazi Text" w:cs="Markazi Text" w:eastAsia="Markazi Text" w:hAnsi="Markazi Text"/>
+                <w:rFonts w:ascii="Arakom" w:cs="Arakom" w:eastAsia="Arakom" w:hAnsi="Arakom"/>
                 <w:b w:val="false"/>
                 <w:bCs w:val="false"/>
                 <w:color w:val="111111"/>
@@ -2120,7 +2120,7 @@
             </w:pPr>
             <w:r>
               <w:rPr>
-                <w:rFonts w:ascii="Markazi Text" w:cs="Markazi Text" w:eastAsia="Markazi Text" w:hAnsi="Markazi Text"/>
+                <w:rFonts w:ascii="Arakom" w:cs="Arakom" w:eastAsia="Arakom" w:hAnsi="Arakom"/>
                 <w:b w:val="false"/>
                 <w:bCs w:val="false"/>
                 <w:color w:val="111111"/>
@@ -2182,7 +2182,7 @@
             </w:pPr>
             <w:r>
               <w:rPr>
-                <w:rFonts w:ascii="Markazi Text" w:cs="Markazi Text" w:eastAsia="Markazi Text" w:hAnsi="Markazi Text"/>
+                <w:rFonts w:ascii="Arakom" w:cs="Arakom" w:eastAsia="Arakom" w:hAnsi="Arakom"/>
                 <w:b w:val="false"/>
                 <w:bCs w:val="false"/>
                 <w:color w:val="111111"/>
@@ -2249,7 +2249,7 @@
             </w:pPr>
             <w:r>
               <w:rPr>
-                <w:rFonts w:ascii="Markazi Text" w:cs="Markazi Text" w:eastAsia="Markazi Text" w:hAnsi="Markazi Text"/>
+                <w:rFonts w:ascii="Arakom" w:cs="Arakom" w:eastAsia="Arakom" w:hAnsi="Arakom"/>
                 <w:b w:val="false"/>
                 <w:bCs w:val="false"/>
                 <w:color w:val="111111"/>
@@ -2311,7 +2311,7 @@
             </w:pPr>
             <w:r>
               <w:rPr>
-                <w:rFonts w:ascii="Markazi Text" w:cs="Markazi Text" w:eastAsia="Markazi Text" w:hAnsi="Markazi Text"/>
+                <w:rFonts w:ascii="Arakom" w:cs="Arakom" w:eastAsia="Arakom" w:hAnsi="Arakom"/>
                 <w:b w:val="false"/>
                 <w:bCs w:val="false"/>
                 <w:color w:val="111111"/>
@@ -2378,7 +2378,7 @@
             </w:pPr>
             <w:r>
               <w:rPr>
-                <w:rFonts w:ascii="Markazi Text" w:cs="Markazi Text" w:eastAsia="Markazi Text" w:hAnsi="Markazi Text"/>
+                <w:rFonts w:ascii="Arakom" w:cs="Arakom" w:eastAsia="Arakom" w:hAnsi="Arakom"/>
                 <w:b w:val="false"/>
                 <w:bCs w:val="false"/>
                 <w:color w:val="111111"/>
@@ -2440,7 +2440,7 @@
             </w:pPr>
             <w:r>
               <w:rPr>
-                <w:rFonts w:ascii="Markazi Text" w:cs="Markazi Text" w:eastAsia="Markazi Text" w:hAnsi="Markazi Text"/>
+                <w:rFonts w:ascii="Arakom" w:cs="Arakom" w:eastAsia="Arakom" w:hAnsi="Arakom"/>
                 <w:b w:val="false"/>
                 <w:bCs w:val="false"/>
                 <w:color w:val="111111"/>
@@ -2507,7 +2507,7 @@
             </w:pPr>
             <w:r>
               <w:rPr>
-                <w:rFonts w:ascii="Markazi Text" w:cs="Markazi Text" w:eastAsia="Markazi Text" w:hAnsi="Markazi Text"/>
+                <w:rFonts w:ascii="Arakom" w:cs="Arakom" w:eastAsia="Arakom" w:hAnsi="Arakom"/>
                 <w:b w:val="false"/>
                 <w:bCs w:val="false"/>
                 <w:color w:val="111111"/>
@@ -2569,7 +2569,7 @@
             </w:pPr>
             <w:r>
               <w:rPr>
-                <w:rFonts w:ascii="Markazi Text" w:cs="Markazi Text" w:eastAsia="Markazi Text" w:hAnsi="Markazi Text"/>
+                <w:rFonts w:ascii="Arakom" w:cs="Arakom" w:eastAsia="Arakom" w:hAnsi="Arakom"/>
                 <w:b w:val="false"/>
                 <w:bCs w:val="false"/>
                 <w:color w:val="111111"/>
@@ -2636,7 +2636,7 @@
             </w:pPr>
             <w:r>
               <w:rPr>
-                <w:rFonts w:ascii="Markazi Text" w:cs="Markazi Text" w:eastAsia="Markazi Text" w:hAnsi="Markazi Text"/>
+                <w:rFonts w:ascii="Arakom" w:cs="Arakom" w:eastAsia="Arakom" w:hAnsi="Arakom"/>
                 <w:b w:val="false"/>
                 <w:bCs w:val="false"/>
                 <w:color w:val="111111"/>
@@ -2698,7 +2698,7 @@
             </w:pPr>
             <w:r>
               <w:rPr>
-                <w:rFonts w:ascii="Markazi Text" w:cs="Markazi Text" w:eastAsia="Markazi Text" w:hAnsi="Markazi Text"/>
+                <w:rFonts w:ascii="Arakom" w:cs="Arakom" w:eastAsia="Arakom" w:hAnsi="Arakom"/>
                 <w:b w:val="false"/>
                 <w:bCs w:val="false"/>
                 <w:color w:val="111111"/>
@@ -2934,7 +2934,7 @@
             </w:r>
             <w:r>
               <w:rPr>
-                <w:rFonts w:ascii="Markazi Text" w:cs="Markazi Text" w:eastAsia="Markazi Text" w:hAnsi="Markazi Text"/>
+                <w:rFonts w:ascii="Arakom" w:cs="Arakom" w:eastAsia="Arakom" w:hAnsi="Arakom"/>
                 <w:b w:val="false"/>
                 <w:bCs w:val="false"/>
                 <w:color w:val="111111"/>
@@ -3138,7 +3138,7 @@
             </w:r>
             <w:r>
               <w:rPr>
-                <w:rFonts w:ascii="Markazi Text" w:cs="Markazi Text" w:eastAsia="Markazi Text" w:hAnsi="Markazi Text"/>
+                <w:rFonts w:ascii="Arakom" w:cs="Arakom" w:eastAsia="Arakom" w:hAnsi="Arakom"/>
                 <w:b w:val="false"/>
                 <w:bCs w:val="false"/>
                 <w:color w:val="111111"/>
@@ -3263,7 +3263,7 @@
             </w:pPr>
             <w:r>
               <w:rPr>
-                <w:rFonts w:ascii="Markazi Text" w:cs="Markazi Text" w:eastAsia="Markazi Text" w:hAnsi="Markazi Text"/>
+                <w:rFonts w:ascii="Arakom" w:cs="Arakom" w:eastAsia="Arakom" w:hAnsi="Arakom"/>
                 <w:b/>
                 <w:bCs/>
                 <w:color w:val="111111"/>
@@ -3281,7 +3281,7 @@
             </w:pPr>
             <w:r>
               <w:rPr>
-                <w:rFonts w:ascii="Markazi Text" w:cs="Markazi Text" w:eastAsia="Markazi Text" w:hAnsi="Markazi Text"/>
+                <w:rFonts w:ascii="Arakom" w:cs="Arakom" w:eastAsia="Arakom" w:hAnsi="Arakom"/>
                 <w:b w:val="false"/>
                 <w:bCs w:val="false"/>
                 <w:color w:val="111111"/>
@@ -3299,7 +3299,7 @@
             </w:pPr>
             <w:r>
               <w:rPr>
-                <w:rFonts w:ascii="Markazi Text" w:cs="Markazi Text" w:eastAsia="Markazi Text" w:hAnsi="Markazi Text"/>
+                <w:rFonts w:ascii="Arakom" w:cs="Arakom" w:eastAsia="Arakom" w:hAnsi="Arakom"/>
                 <w:b w:val="false"/>
                 <w:bCs w:val="false"/>
                 <w:color w:val="111111"/>
@@ -3317,7 +3317,7 @@
             </w:pPr>
             <w:r>
               <w:rPr>
-                <w:rFonts w:ascii="Markazi Text" w:cs="Markazi Text" w:eastAsia="Markazi Text" w:hAnsi="Markazi Text"/>
+                <w:rFonts w:ascii="Arakom" w:cs="Arakom" w:eastAsia="Arakom" w:hAnsi="Arakom"/>
                 <w:b w:val="false"/>
                 <w:bCs w:val="false"/>
                 <w:color w:val="111111"/>
@@ -3335,7 +3335,7 @@
             </w:pPr>
             <w:r>
               <w:rPr>
-                <w:rFonts w:ascii="Markazi Text" w:cs="Markazi Text" w:eastAsia="Markazi Text" w:hAnsi="Markazi Text"/>
+                <w:rFonts w:ascii="Arakom" w:cs="Arakom" w:eastAsia="Arakom" w:hAnsi="Arakom"/>
                 <w:b w:val="false"/>
                 <w:bCs w:val="false"/>
                 <w:color w:val="111111"/>
@@ -3353,7 +3353,7 @@
             </w:pPr>
             <w:r>
               <w:rPr>
-                <w:rFonts w:ascii="Markazi Text" w:cs="Markazi Text" w:eastAsia="Markazi Text" w:hAnsi="Markazi Text"/>
+                <w:rFonts w:ascii="Arakom" w:cs="Arakom" w:eastAsia="Arakom" w:hAnsi="Arakom"/>
                 <w:b w:val="false"/>
                 <w:bCs w:val="false"/>
                 <w:color w:val="111111"/>
@@ -3371,7 +3371,7 @@
             </w:pPr>
             <w:r>
               <w:rPr>
-                <w:rFonts w:ascii="Markazi Text" w:cs="Markazi Text" w:eastAsia="Markazi Text" w:hAnsi="Markazi Text"/>
+                <w:rFonts w:ascii="Arakom" w:cs="Arakom" w:eastAsia="Arakom" w:hAnsi="Arakom"/>
                 <w:b w:val="false"/>
                 <w:bCs w:val="false"/>
                 <w:color w:val="111111"/>
@@ -3500,7 +3500,7 @@
       </w:r>
       <w:r>
         <w:rPr>
-          <w:rFonts w:ascii="Markazi Text" w:cs="Markazi Text" w:eastAsia="Markazi Text" w:hAnsi="Markazi Text"/>
+          <w:rFonts w:ascii="Arakom" w:cs="Arakom" w:eastAsia="Arakom" w:hAnsi="Arakom"/>
           <w:b w:val="false"/>
           <w:bCs w:val="false"/>
           <w:color w:val="111111"/>
@@ -3532,7 +3532,7 @@
       </w:r>
       <w:r>
         <w:rPr>
-          <w:rFonts w:ascii="Markazi Text" w:cs="Markazi Text" w:eastAsia="Markazi Text" w:hAnsi="Markazi Text"/>
+          <w:rFonts w:ascii="Arakom" w:cs="Arakom" w:eastAsia="Arakom" w:hAnsi="Arakom"/>
           <w:b w:val="false"/>
           <w:bCs w:val="false"/>
           <w:color w:val="111111"/>
@@ -3658,7 +3658,7 @@
       </w:r>
       <w:r>
         <w:rPr>
-          <w:rFonts w:ascii="Markazi Text" w:cs="Markazi Text" w:eastAsia="Markazi Text" w:hAnsi="Markazi Text"/>
+          <w:rFonts w:ascii="Arakom" w:cs="Arakom" w:eastAsia="Arakom" w:hAnsi="Arakom"/>
           <w:b w:val="false"/>
           <w:bCs w:val="false"/>
           <w:color w:val="111111"/>
@@ -3841,7 +3841,7 @@
       </w:r>
       <w:r>
         <w:rPr>
-          <w:rFonts w:ascii="Markazi Text" w:cs="Markazi Text" w:eastAsia="Markazi Text" w:hAnsi="Markazi Text"/>
+          <w:rFonts w:ascii="Arakom" w:cs="Arakom" w:eastAsia="Arakom" w:hAnsi="Arakom"/>
           <w:b w:val="false"/>
           <w:bCs w:val="false"/>
           <w:color w:val="111111"/>
@@ -4048,7 +4048,7 @@
             </w:r>
             <w:r>
               <w:rPr>
-                <w:rFonts w:ascii="Markazi Text" w:cs="Markazi Text" w:eastAsia="Markazi Text" w:hAnsi="Markazi Text"/>
+                <w:rFonts w:ascii="Arakom" w:cs="Arakom" w:eastAsia="Arakom" w:hAnsi="Arakom"/>
                 <w:b w:val="false"/>
                 <w:bCs w:val="false"/>
                 <w:color w:val="111111"/>
@@ -5067,7 +5067,7 @@
             </w:r>
             <w:r>
               <w:rPr>
-                <w:rFonts w:ascii="Markazi Text" w:cs="Markazi Text" w:eastAsia="Markazi Text" w:hAnsi="Markazi Text"/>
+                <w:rFonts w:ascii="Arakom" w:cs="Arakom" w:eastAsia="Arakom" w:hAnsi="Arakom"/>
                 <w:b w:val="false"/>
                 <w:bCs w:val="false"/>
                 <w:color w:val="111111"/>
